--- a/review/for-abhishek/Product-ladder-and-project-catalogue.docx
+++ b/review/for-abhishek/Product-ladder-and-project-catalogue.docx
@@ -15,7 +15,7 @@
         <w:rPr>
           <w:i/>
         </w:rPr>
-        <w:t>3 October 2026. Captured from Abhishek's design. Companion to [Selling-the-books-strategy-and-red-team](Selling-the-books-strategy-and-red-team.md), which covers pricing and go-to-market; this one covers what the products actually are.</w:t>
+        <w:t>Revised 4 October 2026. Companion to [Selling-the-books-strategy-and-red-team](Selling-the-books-strategy-and-red-team.md), which covers pricing and go-to-market; this one covers what the products are.</w:t>
       </w:r>
     </w:p>
     <w:p>
@@ -24,6 +24,256 @@
       </w:pPr>
       <w:r>
         <w:t>The ladder</w:t>
+      </w:r>
+    </w:p>
+    <w:tbl>
+      <w:tblPr>
+        <w:tblStyle w:val="TableGrid"/>
+        <w:tblW w:type="auto" w:w="0"/>
+        <w:jc w:val="center"/>
+        <w:tblLook w:firstColumn="1" w:firstRow="1" w:lastColumn="0" w:lastRow="0" w:noHBand="0" w:noVBand="1" w:val="04A0"/>
+      </w:tblPr>
+      <w:tblGrid>
+        <w:gridCol w:w="3312"/>
+        <w:gridCol w:w="3312"/>
+        <w:gridCol w:w="3312"/>
+      </w:tblGrid>
+      <w:tr>
+        <w:tc>
+          <w:tcPr>
+            <w:tcW w:type="dxa" w:w="3312"/>
+          </w:tcPr>
+          <w:p>
+            <w:pPr>
+              <w:spacing w:after="40"/>
+            </w:pPr>
+          </w:p>
+        </w:tc>
+        <w:tc>
+          <w:tcPr>
+            <w:tcW w:type="dxa" w:w="3312"/>
+          </w:tcPr>
+          <w:p>
+            <w:pPr>
+              <w:spacing w:after="40"/>
+            </w:pPr>
+            <w:r>
+              <w:rPr>
+                <w:b/>
+              </w:rPr>
+              <w:t>Product</w:t>
+            </w:r>
+          </w:p>
+        </w:tc>
+        <w:tc>
+          <w:tcPr>
+            <w:tcW w:type="dxa" w:w="3312"/>
+          </w:tcPr>
+          <w:p>
+            <w:pPr>
+              <w:spacing w:after="40"/>
+            </w:pPr>
+            <w:r>
+              <w:rPr>
+                <w:b/>
+              </w:rPr>
+              <w:t>What it is</w:t>
+            </w:r>
+          </w:p>
+        </w:tc>
+      </w:tr>
+      <w:tr>
+        <w:tc>
+          <w:tcPr>
+            <w:tcW w:type="dxa" w:w="3312"/>
+          </w:tcPr>
+          <w:p>
+            <w:pPr>
+              <w:spacing w:after="40"/>
+            </w:pPr>
+            <w:r>
+              <w:rPr>
+                <w:b/>
+              </w:rPr>
+              <w:t>Start here</w:t>
+            </w:r>
+          </w:p>
+        </w:tc>
+        <w:tc>
+          <w:tcPr>
+            <w:tcW w:type="dxa" w:w="3312"/>
+          </w:tcPr>
+          <w:p>
+            <w:pPr>
+              <w:spacing w:after="40"/>
+            </w:pPr>
+            <w:r>
+              <w:rPr>
+                <w:b/>
+              </w:rPr>
+              <w:t>The Interview Readiness Book</w:t>
+            </w:r>
+          </w:p>
+        </w:tc>
+        <w:tc>
+          <w:tcPr>
+            <w:tcW w:type="dxa" w:w="3312"/>
+          </w:tcPr>
+          <w:p>
+            <w:pPr>
+              <w:spacing w:after="40"/>
+            </w:pPr>
+            <w:r>
+              <w:rPr>
+                <w:i/>
+              </w:rPr>
+              <w:t>Be Interview Ready</w:t>
+            </w:r>
+            <w:r>
+              <w:t>, by Compounza: data science and analytics interview questions with worked answers, from the online test to the first 90 days. The thing Instagram points at. Working price ₹500</w:t>
+            </w:r>
+          </w:p>
+        </w:tc>
+      </w:tr>
+      <w:tr>
+        <w:tc>
+          <w:tcPr>
+            <w:tcW w:type="dxa" w:w="3312"/>
+          </w:tcPr>
+          <w:p>
+            <w:pPr>
+              <w:spacing w:after="40"/>
+            </w:pPr>
+            <w:r>
+              <w:rPr>
+                <w:b/>
+              </w:rPr>
+              <w:t>Add-on 1</w:t>
+            </w:r>
+          </w:p>
+        </w:tc>
+        <w:tc>
+          <w:tcPr>
+            <w:tcW w:type="dxa" w:w="3312"/>
+          </w:tcPr>
+          <w:p>
+            <w:pPr>
+              <w:spacing w:after="40"/>
+            </w:pPr>
+            <w:r>
+              <w:rPr>
+                <w:b/>
+              </w:rPr>
+              <w:t>The Three Volumes</w:t>
+            </w:r>
+          </w:p>
+        </w:tc>
+        <w:tc>
+          <w:tcPr>
+            <w:tcW w:type="dxa" w:w="3312"/>
+          </w:tcPr>
+          <w:p>
+            <w:pPr>
+              <w:spacing w:after="40"/>
+            </w:pPr>
+            <w:r>
+              <w:rPr>
+                <w:b/>
+              </w:rPr>
+              <w:t>First Principles</w:t>
+            </w:r>
+            <w:r>
+              <w:t xml:space="preserve"> (Parts 0–1), </w:t>
+            </w:r>
+            <w:r>
+              <w:rPr>
+                <w:b/>
+              </w:rPr>
+              <w:t>The Working Analyst</w:t>
+            </w:r>
+            <w:r>
+              <w:t xml:space="preserve"> (Parts 2–3) and </w:t>
+            </w:r>
+            <w:r>
+              <w:rPr>
+                <w:b/>
+              </w:rPr>
+              <w:t>Builder to Architect</w:t>
+            </w:r>
+            <w:r>
+              <w:t xml:space="preserve"> (Parts 4–7), with the practice files arranged by tool. Turns the interview book from a rehearsal into a course. Price to set</w:t>
+            </w:r>
+          </w:p>
+        </w:tc>
+      </w:tr>
+      <w:tr>
+        <w:tc>
+          <w:tcPr>
+            <w:tcW w:type="dxa" w:w="3312"/>
+          </w:tcPr>
+          <w:p>
+            <w:pPr>
+              <w:spacing w:after="40"/>
+            </w:pPr>
+            <w:r>
+              <w:rPr>
+                <w:b/>
+              </w:rPr>
+              <w:t>Add-on 2</w:t>
+            </w:r>
+          </w:p>
+        </w:tc>
+        <w:tc>
+          <w:tcPr>
+            <w:tcW w:type="dxa" w:w="3312"/>
+          </w:tcPr>
+          <w:p>
+            <w:pPr>
+              <w:spacing w:after="40"/>
+            </w:pPr>
+            <w:r>
+              <w:rPr>
+                <w:b/>
+              </w:rPr>
+              <w:t>Projects</w:t>
+            </w:r>
+          </w:p>
+        </w:tc>
+        <w:tc>
+          <w:tcPr>
+            <w:tcW w:type="dxa" w:w="3312"/>
+          </w:tcPr>
+          <w:p>
+            <w:pPr>
+              <w:spacing w:after="40"/>
+            </w:pPr>
+            <w:r>
+              <w:t>Standalone, ready-made portfolio projects, bought one at a time. Owner's working figure about ₹150 each, to confirm</w:t>
+            </w:r>
+          </w:p>
+        </w:tc>
+      </w:tr>
+    </w:tbl>
+    <w:p>
+      <w:pPr>
+        <w:pStyle w:val="Heading3"/>
+      </w:pPr>
+      <w:r>
+        <w:t>Why the volumes are named this way</w:t>
+      </w:r>
+    </w:p>
+    <w:p>
+      <w:r>
+        <w:t xml:space="preserve">The series is </w:t>
+      </w:r>
+      <w:r>
+        <w:rPr>
+          <w:i/>
+        </w:rPr>
+        <w:t>Analyst to Architect</w:t>
+      </w:r>
+      <w:r>
+        <w:t>, so the three names follow the climb:</w:t>
       </w:r>
     </w:p>
     <w:tbl>
@@ -48,21 +298,11 @@
             <w:pPr>
               <w:spacing w:after="40"/>
             </w:pPr>
-          </w:p>
-        </w:tc>
-        <w:tc>
-          <w:tcPr>
-            <w:tcW w:type="dxa" w:w="2484"/>
-          </w:tcPr>
-          <w:p>
-            <w:pPr>
-              <w:spacing w:after="40"/>
-            </w:pPr>
             <w:r>
               <w:rPr>
                 <w:b/>
               </w:rPr>
-              <w:t>Product</w:t>
+              <w:t>Volume</w:t>
             </w:r>
           </w:p>
         </w:tc>
@@ -78,7 +318,7 @@
               <w:rPr>
                 <w:b/>
               </w:rPr>
-              <w:t>Price</w:t>
+              <w:t>Name</w:t>
             </w:r>
           </w:p>
         </w:tc>
@@ -94,7 +334,23 @@
               <w:rPr>
                 <w:b/>
               </w:rPr>
-              <w:t>What it is</w:t>
+              <w:t>Parts</w:t>
+            </w:r>
+          </w:p>
+        </w:tc>
+        <w:tc>
+          <w:tcPr>
+            <w:tcW w:type="dxa" w:w="2484"/>
+          </w:tcPr>
+          <w:p>
+            <w:pPr>
+              <w:spacing w:after="40"/>
+            </w:pPr>
+            <w:r>
+              <w:rPr>
+                <w:b/>
+              </w:rPr>
+              <w:t>Why the name fits</w:t>
             </w:r>
           </w:p>
         </w:tc>
@@ -109,9 +365,6 @@
               <w:spacing w:after="40"/>
             </w:pPr>
             <w:r>
-              <w:rPr>
-                <w:b/>
-              </w:rPr>
               <w:t>1</w:t>
             </w:r>
           </w:p>
@@ -128,7 +381,7 @@
               <w:rPr>
                 <w:b/>
               </w:rPr>
-              <w:t>The Interview Book</w:t>
+              <w:t>First Principles</w:t>
             </w:r>
           </w:p>
         </w:tc>
@@ -141,7 +394,7 @@
               <w:spacing w:after="40"/>
             </w:pPr>
             <w:r>
-              <w:t>₹500</w:t>
+              <w:t>0–1</w:t>
             </w:r>
           </w:p>
         </w:tc>
@@ -154,7 +407,7 @@
               <w:spacing w:after="40"/>
             </w:pPr>
             <w:r>
-              <w:t>Book 4 alone. 827 questions today, heading for ~1,160. The thing Instagram points at.</w:t>
+              <w:t>Part 0 is already titled "First Principles: Data from Zero"; this is the ground floor, no software needed</w:t>
             </w:r>
           </w:p>
         </w:tc>
@@ -169,9 +422,6 @@
               <w:spacing w:after="40"/>
             </w:pPr>
             <w:r>
-              <w:rPr>
-                <w:b/>
-              </w:rPr>
               <w:t>2</w:t>
             </w:r>
           </w:p>
@@ -188,7 +438,7 @@
               <w:rPr>
                 <w:b/>
               </w:rPr>
-              <w:t>The Interview Package</w:t>
+              <w:t>The Working Analyst</w:t>
             </w:r>
           </w:p>
         </w:tc>
@@ -201,10 +451,7 @@
               <w:spacing w:after="40"/>
             </w:pPr>
             <w:r>
-              <w:rPr>
-                <w:i/>
-              </w:rPr>
-              <w:t>to set</w:t>
+              <w:t>2–3</w:t>
             </w:r>
           </w:p>
         </w:tc>
@@ -217,7 +464,7 @@
               <w:spacing w:after="40"/>
             </w:pPr>
             <w:r>
-              <w:t>Everything: all four volumes, the Practice Arena (Excel files, SQL, notebooks, datasets), and the assignments to work through on your own.</w:t>
+              <w:t>Everything a first analyst job uses day to day, then the advanced analytics that makes a senior one</w:t>
             </w:r>
           </w:p>
         </w:tc>
@@ -232,9 +479,6 @@
               <w:spacing w:after="40"/>
             </w:pPr>
             <w:r>
-              <w:rPr>
-                <w:b/>
-              </w:rPr>
               <w:t>3</w:t>
             </w:r>
           </w:p>
@@ -251,7 +495,7 @@
               <w:rPr>
                 <w:b/>
               </w:rPr>
-              <w:t>Projects</w:t>
+              <w:t>Builder to Architect</w:t>
             </w:r>
           </w:p>
         </w:tc>
@@ -264,7 +508,7 @@
               <w:spacing w:after="40"/>
             </w:pPr>
             <w:r>
-              <w:t>~₹150 each</w:t>
+              <w:t>4–7</w:t>
             </w:r>
           </w:p>
         </w:tc>
@@ -277,7 +521,7 @@
               <w:spacing w:after="40"/>
             </w:pPr>
             <w:r>
-              <w:t>Standalone, ready-made portfolio projects. Buy one, buy five.</w:t>
+              <w:t>Machine learning, engineering, GenAI and architecture: from building systems to designing them</w:t>
             </w:r>
           </w:p>
         </w:tc>
@@ -285,22 +529,7 @@
     </w:tbl>
     <w:p>
       <w:r>
-        <w:t xml:space="preserve">The shape is right, and the third tier is the interesting one. A ₹500 book is a single transaction from each buyer. </w:t>
-      </w:r>
-      <w:r>
-        <w:rPr>
-          <w:b/>
-        </w:rPr>
-        <w:t>₹150 projects are repeatable revenue from the same person</w:t>
-      </w:r>
-      <w:r>
-        <w:t xml:space="preserve">, they are small to build relative to a book, and they answer the question every Indian job-seeker actually has, which is not "what should I learn" but </w:t>
-      </w:r>
-      <w:r>
-        <w:rPr>
-          <w:b/>
-        </w:rPr>
-        <w:t>"what do I put on my CV?"</w:t>
+        <w:t>Inside the PDFs the books still title themselves "Book 1" to "Book 4". Renaming them is a rebuild of all four, waiting on a yes.</w:t>
       </w:r>
     </w:p>
     <w:p>
@@ -316,39 +545,12 @@
         <w:pStyle w:val="Heading2"/>
       </w:pPr>
       <w:r>
-        <w:t>The thing that makes a ₹150 project worth buying</w:t>
+        <w:t>What makes a project worth buying</w:t>
       </w:r>
     </w:p>
     <w:p>
       <w:r>
-        <w:t>This is the one design decision that decides whether tier 3 works, so it is worth being blunt about.</w:t>
-      </w:r>
-    </w:p>
-    <w:p>
-      <w:r>
-        <w:rPr>
-          <w:b/>
-        </w:rPr>
-        <w:t>GitHub is full of free code.</w:t>
-      </w:r>
-      <w:r>
-        <w:t xml:space="preserve"> If what we sell is a script that sends an email, we are competing with a thousand free repositories and we lose. Nobody needs another </w:t>
-      </w:r>
-      <w:r>
-        <w:rPr>
-          <w:rFonts w:ascii="Consolas" w:hAnsi="Consolas" w:eastAsia="Consolas"/>
-          <w:color w:val="8B2020"/>
-          <w:sz w:val="17"/>
-        </w:rPr>
-        <w:t>smtplib</w:t>
-      </w:r>
-      <w:r>
-        <w:t xml:space="preserve"> example.</w:t>
-      </w:r>
-    </w:p>
-    <w:p>
-      <w:r>
-        <w:t>What is genuinely scarce, and what each project must contain:</w:t>
+        <w:t>GitHub is full of free code, so a project that is only code loses. Each project carries five things, and the fifth is the product:</w:t>
       </w:r>
     </w:p>
     <w:tbl>
@@ -362,34 +564,6 @@
         <w:gridCol w:w="4968"/>
         <w:gridCol w:w="4968"/>
       </w:tblGrid>
-      <w:tr>
-        <w:tc>
-          <w:tcPr>
-            <w:tcW w:type="dxa" w:w="4968"/>
-          </w:tcPr>
-          <w:p>
-            <w:pPr>
-              <w:spacing w:after="40"/>
-            </w:pPr>
-          </w:p>
-        </w:tc>
-        <w:tc>
-          <w:tcPr>
-            <w:tcW w:type="dxa" w:w="4968"/>
-          </w:tcPr>
-          <w:p>
-            <w:pPr>
-              <w:spacing w:after="40"/>
-            </w:pPr>
-            <w:r>
-              <w:rPr>
-                <w:b/>
-              </w:rPr>
-              <w:t>Why it is the value</w:t>
-            </w:r>
-          </w:p>
-        </w:tc>
-      </w:tr>
       <w:tr>
         <w:tc>
           <w:tcPr>
@@ -416,7 +590,10 @@
               <w:spacing w:after="40"/>
             </w:pPr>
             <w:r>
-              <w:t>Written the way a manager would ask, vague in the places managers are vague</w:t>
+              <w:rPr>
+                <w:b/>
+              </w:rPr>
+              <w:t>Written the way a manager asks, vague where managers are vague</w:t>
             </w:r>
           </w:p>
         </w:tc>
@@ -447,7 +624,7 @@
               <w:spacing w:after="40"/>
             </w:pPr>
             <w:r>
-              <w:t>Not a clean CSV. Dates in two formats, a trailing space in a key, a duplicate, a missing region</w:t>
+              <w:t>Dates in several formats, duplicates, a broken key, a missing value</w:t>
             </w:r>
           </w:p>
         </w:tc>
@@ -465,7 +642,7 @@
               <w:rPr>
                 <w:b/>
               </w:rPr>
-              <w:t>The worked solution</w:t>
+              <w:t>A worked, runnable solution</w:t>
             </w:r>
           </w:p>
         </w:tc>
@@ -478,7 +655,7 @@
               <w:spacing w:after="40"/>
             </w:pPr>
             <w:r>
-              <w:t>Commented, runnable, with every output produced by running it — the book's standard</w:t>
+              <w:t>Every output produced by running it, the book's standard</w:t>
             </w:r>
           </w:p>
         </w:tc>
@@ -509,7 +686,7 @@
               <w:spacing w:after="40"/>
             </w:pPr>
             <w:r>
-              <w:t>Why this approach and not the obvious one. This is Chapter 69A applied to a project</w:t>
+              <w:t>Why this approach and not the obvious one</w:t>
             </w:r>
           </w:p>
         </w:tc>
@@ -527,7 +704,7 @@
               <w:rPr>
                 <w:b/>
               </w:rPr>
-              <w:t>The interview narrative</w:t>
+              <w:t>The interview story</w:t>
             </w:r>
           </w:p>
         </w:tc>
@@ -540,37 +717,12 @@
               <w:spacing w:after="40"/>
             </w:pPr>
             <w:r>
-              <w:rPr>
-                <w:b/>
-              </w:rPr>
-              <w:t>The part nobody else sells.</w:t>
-            </w:r>
-            <w:r>
-              <w:t xml:space="preserve"> How to describe this project in ninety seconds, what the interviewer will probe, and the honest answer to "what would you do differently"</w:t>
+              <w:t>How to describe it in ninety seconds, what will be probed, and the honest answer to "what would you do differently"</w:t>
             </w:r>
           </w:p>
         </w:tc>
       </w:tr>
     </w:tbl>
-    <w:p>
-      <w:r>
-        <w:t xml:space="preserve">That last row is the product. A buyer is not paying ₹150 for code. They are paying for </w:t>
-      </w:r>
-      <w:r>
-        <w:rPr>
-          <w:b/>
-        </w:rPr>
-        <w:t>something true to say in an interview</w:t>
-      </w:r>
-      <w:r>
-        <w:t>, and for the confidence of having actually run it.</w:t>
-      </w:r>
-    </w:p>
-    <w:p>
-      <w:r>
-        <w:t>Chapter 76A already teaches how to talk about a project and Chapter 82 has the take-home format, so the house style for that section already exists.</w:t>
-      </w:r>
-    </w:p>
     <w:p>
       <w:pPr>
         <w:jc w:val="center"/>
@@ -584,12 +736,18 @@
         <w:pStyle w:val="Heading2"/>
       </w:pPr>
       <w:r>
-        <w:t>The catalogue, from Abhishek's list</w:t>
+        <w:t>The catalogue: eleven projects, by track</w:t>
       </w:r>
     </w:p>
     <w:p>
       <w:r>
-        <w:t>Captured as specified, with what each one would contain and what to watch.</w:t>
+        <w:t xml:space="preserve">Every project below is grounded in material the book already contains: a chapter that teaches the method and, where marked, data or a pipeline that already exists. That is what makes them quick to build and hard to copy. </w:t>
+      </w:r>
+      <w:r>
+        <w:rPr>
+          <w:b/>
+        </w:rPr>
+        <w:t>None is built yet.</w:t>
       </w:r>
     </w:p>
     <w:p>
@@ -597,20 +755,1244 @@
         <w:pStyle w:val="Heading3"/>
       </w:pPr>
       <w:r>
-        <w:t>P1 · The daily report that sends itself</w:t>
+        <w:t>Analyst track</w:t>
+      </w:r>
+    </w:p>
+    <w:tbl>
+      <w:tblPr>
+        <w:tblStyle w:val="TableGrid"/>
+        <w:tblW w:type="auto" w:w="0"/>
+        <w:jc w:val="center"/>
+        <w:tblLook w:firstColumn="1" w:firstRow="1" w:lastColumn="0" w:lastRow="0" w:noHBand="0" w:noVBand="1" w:val="04A0"/>
+      </w:tblPr>
+      <w:tblGrid>
+        <w:gridCol w:w="1987"/>
+        <w:gridCol w:w="1987"/>
+        <w:gridCol w:w="1987"/>
+        <w:gridCol w:w="1987"/>
+        <w:gridCol w:w="1987"/>
+      </w:tblGrid>
+      <w:tr>
+        <w:tc>
+          <w:tcPr>
+            <w:tcW w:type="dxa" w:w="1987"/>
+          </w:tcPr>
+          <w:p>
+            <w:pPr>
+              <w:spacing w:after="40"/>
+            </w:pPr>
+            <w:r>
+              <w:rPr>
+                <w:b/>
+              </w:rPr>
+              <w:t>#</w:t>
+            </w:r>
+          </w:p>
+        </w:tc>
+        <w:tc>
+          <w:tcPr>
+            <w:tcW w:type="dxa" w:w="1987"/>
+          </w:tcPr>
+          <w:p>
+            <w:pPr>
+              <w:spacing w:after="40"/>
+            </w:pPr>
+            <w:r>
+              <w:rPr>
+                <w:b/>
+              </w:rPr>
+              <w:t>Project</w:t>
+            </w:r>
+          </w:p>
+        </w:tc>
+        <w:tc>
+          <w:tcPr>
+            <w:tcW w:type="dxa" w:w="1987"/>
+          </w:tcPr>
+          <w:p>
+            <w:pPr>
+              <w:spacing w:after="40"/>
+            </w:pPr>
+            <w:r>
+              <w:rPr>
+                <w:b/>
+              </w:rPr>
+              <w:t>What the buyer builds</w:t>
+            </w:r>
+          </w:p>
+        </w:tc>
+        <w:tc>
+          <w:tcPr>
+            <w:tcW w:type="dxa" w:w="1987"/>
+          </w:tcPr>
+          <w:p>
+            <w:pPr>
+              <w:spacing w:after="40"/>
+            </w:pPr>
+            <w:r>
+              <w:rPr>
+                <w:b/>
+              </w:rPr>
+              <w:t>Built on</w:t>
+            </w:r>
+          </w:p>
+        </w:tc>
+        <w:tc>
+          <w:tcPr>
+            <w:tcW w:type="dxa" w:w="1987"/>
+          </w:tcPr>
+          <w:p>
+            <w:pPr>
+              <w:spacing w:after="40"/>
+            </w:pPr>
+            <w:r>
+              <w:rPr>
+                <w:b/>
+              </w:rPr>
+              <w:t>Data ready?</w:t>
+            </w:r>
+          </w:p>
+        </w:tc>
+      </w:tr>
+      <w:tr>
+        <w:tc>
+          <w:tcPr>
+            <w:tcW w:type="dxa" w:w="1987"/>
+          </w:tcPr>
+          <w:p>
+            <w:pPr>
+              <w:spacing w:after="40"/>
+            </w:pPr>
+            <w:r>
+              <w:rPr>
+                <w:b/>
+              </w:rPr>
+              <w:t>P1</w:t>
+            </w:r>
+          </w:p>
+        </w:tc>
+        <w:tc>
+          <w:tcPr>
+            <w:tcW w:type="dxa" w:w="1987"/>
+          </w:tcPr>
+          <w:p>
+            <w:pPr>
+              <w:spacing w:after="40"/>
+            </w:pPr>
+            <w:r>
+              <w:rPr>
+                <w:b/>
+              </w:rPr>
+              <w:t>The daily report that sends itself</w:t>
+            </w:r>
+          </w:p>
+        </w:tc>
+        <w:tc>
+          <w:tcPr>
+            <w:tcW w:type="dxa" w:w="1987"/>
+          </w:tcPr>
+          <w:p>
+            <w:pPr>
+              <w:spacing w:after="40"/>
+            </w:pPr>
+            <w:r>
+              <w:t>Raw export → cleaned → formatted Excel report → emailed to a list on a schedule. SMTP first, so it works on any laptop; an Outlook variant for Microsoft offices</w:t>
+            </w:r>
+          </w:p>
+        </w:tc>
+        <w:tc>
+          <w:tcPr>
+            <w:tcW w:type="dxa" w:w="1987"/>
+          </w:tcPr>
+          <w:p>
+            <w:pPr>
+              <w:spacing w:after="40"/>
+            </w:pPr>
+            <w:r>
+              <w:t>Ch 18, Ch 20</w:t>
+            </w:r>
+          </w:p>
+        </w:tc>
+        <w:tc>
+          <w:tcPr>
+            <w:tcW w:type="dxa" w:w="1987"/>
+          </w:tcPr>
+          <w:p>
+            <w:pPr>
+              <w:spacing w:after="40"/>
+            </w:pPr>
+            <w:r>
+              <w:t>Yes</w:t>
+            </w:r>
+          </w:p>
+        </w:tc>
+      </w:tr>
+      <w:tr>
+        <w:tc>
+          <w:tcPr>
+            <w:tcW w:type="dxa" w:w="1987"/>
+          </w:tcPr>
+          <w:p>
+            <w:pPr>
+              <w:spacing w:after="40"/>
+            </w:pPr>
+            <w:r>
+              <w:rPr>
+                <w:b/>
+              </w:rPr>
+              <w:t>P2</w:t>
+            </w:r>
+          </w:p>
+        </w:tc>
+        <w:tc>
+          <w:tcPr>
+            <w:tcW w:type="dxa" w:w="1987"/>
+          </w:tcPr>
+          <w:p>
+            <w:pPr>
+              <w:spacing w:after="40"/>
+            </w:pPr>
+            <w:r>
+              <w:rPr>
+                <w:b/>
+              </w:rPr>
+              <w:t>The Excel sales dashboard, built and explained</w:t>
+            </w:r>
+          </w:p>
+        </w:tc>
+        <w:tc>
+          <w:tcPr>
+            <w:tcW w:type="dxa" w:w="1987"/>
+          </w:tcPr>
+          <w:p>
+            <w:pPr>
+              <w:spacing w:after="40"/>
+            </w:pPr>
+            <w:r>
+              <w:t>A finished dashboard workbook plus a stripped version to build yourself, step by step</w:t>
+            </w:r>
+          </w:p>
+        </w:tc>
+        <w:tc>
+          <w:tcPr>
+            <w:tcW w:type="dxa" w:w="1987"/>
+          </w:tcPr>
+          <w:p>
+            <w:pPr>
+              <w:spacing w:after="40"/>
+            </w:pPr>
+            <w:r>
+              <w:t>Ch 11, Ch 15</w:t>
+            </w:r>
+          </w:p>
+        </w:tc>
+        <w:tc>
+          <w:tcPr>
+            <w:tcW w:type="dxa" w:w="1987"/>
+          </w:tcPr>
+          <w:p>
+            <w:pPr>
+              <w:spacing w:after="40"/>
+            </w:pPr>
+            <w:r>
+              <w:t>Yes</w:t>
+            </w:r>
+          </w:p>
+        </w:tc>
+      </w:tr>
+      <w:tr>
+        <w:tc>
+          <w:tcPr>
+            <w:tcW w:type="dxa" w:w="1987"/>
+          </w:tcPr>
+          <w:p>
+            <w:pPr>
+              <w:spacing w:after="40"/>
+            </w:pPr>
+            <w:r>
+              <w:rPr>
+                <w:b/>
+              </w:rPr>
+              <w:t>P3</w:t>
+            </w:r>
+          </w:p>
+        </w:tc>
+        <w:tc>
+          <w:tcPr>
+            <w:tcW w:type="dxa" w:w="1987"/>
+          </w:tcPr>
+          <w:p>
+            <w:pPr>
+              <w:spacing w:after="40"/>
+            </w:pPr>
+            <w:r>
+              <w:rPr>
+                <w:b/>
+              </w:rPr>
+              <w:t>The Python dashboard</w:t>
+            </w:r>
+          </w:p>
+        </w:tc>
+        <w:tc>
+          <w:tcPr>
+            <w:tcW w:type="dxa" w:w="1987"/>
+          </w:tcPr>
+          <w:p>
+            <w:pPr>
+              <w:spacing w:after="40"/>
+            </w:pPr>
+            <w:r>
+              <w:t>The same story in code, as an interactive dashboard</w:t>
+            </w:r>
+          </w:p>
+        </w:tc>
+        <w:tc>
+          <w:tcPr>
+            <w:tcW w:type="dxa" w:w="1987"/>
+          </w:tcPr>
+          <w:p>
+            <w:pPr>
+              <w:spacing w:after="40"/>
+            </w:pPr>
+            <w:r>
+              <w:t>Ch 18, Ch 15</w:t>
+            </w:r>
+          </w:p>
+        </w:tc>
+        <w:tc>
+          <w:tcPr>
+            <w:tcW w:type="dxa" w:w="1987"/>
+          </w:tcPr>
+          <w:p>
+            <w:pPr>
+              <w:spacing w:after="40"/>
+            </w:pPr>
+            <w:r>
+              <w:t>Yes</w:t>
+            </w:r>
+          </w:p>
+        </w:tc>
+      </w:tr>
+      <w:tr>
+        <w:tc>
+          <w:tcPr>
+            <w:tcW w:type="dxa" w:w="1987"/>
+          </w:tcPr>
+          <w:p>
+            <w:pPr>
+              <w:spacing w:after="40"/>
+            </w:pPr>
+            <w:r>
+              <w:rPr>
+                <w:b/>
+              </w:rPr>
+              <w:t>P4</w:t>
+            </w:r>
+          </w:p>
+        </w:tc>
+        <w:tc>
+          <w:tcPr>
+            <w:tcW w:type="dxa" w:w="1987"/>
+          </w:tcPr>
+          <w:p>
+            <w:pPr>
+              <w:spacing w:after="40"/>
+            </w:pPr>
+            <w:r>
+              <w:rPr>
+                <w:b/>
+              </w:rPr>
+              <w:t>The data-cleaning series</w:t>
+            </w:r>
+            <w:r>
+              <w:t xml:space="preserve"> (three parts, sold separately)</w:t>
+            </w:r>
+          </w:p>
+        </w:tc>
+        <w:tc>
+          <w:tcPr>
+            <w:tcW w:type="dxa" w:w="1987"/>
+          </w:tcPr>
+          <w:p>
+            <w:pPr>
+              <w:spacing w:after="40"/>
+            </w:pPr>
+            <w:r>
+              <w:t>1 · dates and categories · 2 · keys and joins · 3 · validation and reconciliation to the rupee</w:t>
+            </w:r>
+          </w:p>
+        </w:tc>
+        <w:tc>
+          <w:tcPr>
+            <w:tcW w:type="dxa" w:w="1987"/>
+          </w:tcPr>
+          <w:p>
+            <w:pPr>
+              <w:spacing w:after="40"/>
+            </w:pPr>
+            <w:r>
+              <w:t>Ch 14, Ch 72B</w:t>
+            </w:r>
+          </w:p>
+        </w:tc>
+        <w:tc>
+          <w:tcPr>
+            <w:tcW w:type="dxa" w:w="1987"/>
+          </w:tcPr>
+          <w:p>
+            <w:pPr>
+              <w:spacing w:after="40"/>
+            </w:pPr>
+            <w:r>
+              <w:rPr>
+                <w:b/>
+              </w:rPr>
+              <w:t>Yes, with a truth file</w:t>
+            </w:r>
+            <w:r>
+              <w:t>, so buyers can check their own answer</w:t>
+            </w:r>
+          </w:p>
+        </w:tc>
+      </w:tr>
+      <w:tr>
+        <w:tc>
+          <w:tcPr>
+            <w:tcW w:type="dxa" w:w="1987"/>
+          </w:tcPr>
+          <w:p>
+            <w:pPr>
+              <w:spacing w:after="40"/>
+            </w:pPr>
+            <w:r>
+              <w:rPr>
+                <w:b/>
+              </w:rPr>
+              <w:t>P5</w:t>
+            </w:r>
+          </w:p>
+        </w:tc>
+        <w:tc>
+          <w:tcPr>
+            <w:tcW w:type="dxa" w:w="1987"/>
+          </w:tcPr>
+          <w:p>
+            <w:pPr>
+              <w:spacing w:after="40"/>
+            </w:pPr>
+            <w:r>
+              <w:rPr>
+                <w:b/>
+              </w:rPr>
+              <w:t>Logistics: delivery and stockout analysis</w:t>
+            </w:r>
+          </w:p>
+        </w:tc>
+        <w:tc>
+          <w:tcPr>
+            <w:tcW w:type="dxa" w:w="1987"/>
+          </w:tcPr>
+          <w:p>
+            <w:pPr>
+              <w:spacing w:after="40"/>
+            </w:pPr>
+            <w:r>
+              <w:t>On-time delivery defined properly, stockouts measured from demand, and the branch view</w:t>
+            </w:r>
+          </w:p>
+        </w:tc>
+        <w:tc>
+          <w:tcPr>
+            <w:tcW w:type="dxa" w:w="1987"/>
+          </w:tcPr>
+          <w:p>
+            <w:pPr>
+              <w:spacing w:after="40"/>
+            </w:pPr>
+            <w:r>
+              <w:t>Ch 23 §23.8, Ch 76B Q76B-087</w:t>
+            </w:r>
+          </w:p>
+        </w:tc>
+        <w:tc>
+          <w:tcPr>
+            <w:tcW w:type="dxa" w:w="1987"/>
+          </w:tcPr>
+          <w:p>
+            <w:pPr>
+              <w:spacing w:after="40"/>
+            </w:pPr>
+            <w:r>
+              <w:t>Yes, Riverstone orders and demand</w:t>
+            </w:r>
+          </w:p>
+        </w:tc>
+      </w:tr>
+      <w:tr>
+        <w:tc>
+          <w:tcPr>
+            <w:tcW w:type="dxa" w:w="1987"/>
+          </w:tcPr>
+          <w:p>
+            <w:pPr>
+              <w:spacing w:after="40"/>
+            </w:pPr>
+            <w:r>
+              <w:rPr>
+                <w:b/>
+              </w:rPr>
+              <w:t>P6</w:t>
+            </w:r>
+          </w:p>
+        </w:tc>
+        <w:tc>
+          <w:tcPr>
+            <w:tcW w:type="dxa" w:w="1987"/>
+          </w:tcPr>
+          <w:p>
+            <w:pPr>
+              <w:spacing w:after="40"/>
+            </w:pPr>
+            <w:r>
+              <w:rPr>
+                <w:b/>
+              </w:rPr>
+              <w:t>The SQL reporting layer</w:t>
+            </w:r>
+          </w:p>
+        </w:tc>
+        <w:tc>
+          <w:tcPr>
+            <w:tcW w:type="dxa" w:w="1987"/>
+          </w:tcPr>
+          <w:p>
+            <w:pPr>
+              <w:spacing w:after="40"/>
+            </w:pPr>
+            <w:r>
+              <w:t>A set of reviewed, tested queries that a business runs every month; a dbt variant for analytics engineers</w:t>
+            </w:r>
+          </w:p>
+        </w:tc>
+        <w:tc>
+          <w:tcPr>
+            <w:tcW w:type="dxa" w:w="1987"/>
+          </w:tcPr>
+          <w:p>
+            <w:pPr>
+              <w:spacing w:after="40"/>
+            </w:pPr>
+            <w:r>
+              <w:t>Ch 13, Ch 28, Ch 32</w:t>
+            </w:r>
+          </w:p>
+        </w:tc>
+        <w:tc>
+          <w:tcPr>
+            <w:tcW w:type="dxa" w:w="1987"/>
+          </w:tcPr>
+          <w:p>
+            <w:pPr>
+              <w:spacing w:after="40"/>
+            </w:pPr>
+            <w:r>
+              <w:t>Yes</w:t>
+            </w:r>
+          </w:p>
+        </w:tc>
+      </w:tr>
+    </w:tbl>
+    <w:p>
+      <w:pPr>
+        <w:pStyle w:val="Heading3"/>
+      </w:pPr>
+      <w:r>
+        <w:t>Business analyst track</w:t>
+      </w:r>
+    </w:p>
+    <w:tbl>
+      <w:tblPr>
+        <w:tblStyle w:val="TableGrid"/>
+        <w:tblW w:type="auto" w:w="0"/>
+        <w:jc w:val="center"/>
+        <w:tblLook w:firstColumn="1" w:firstRow="1" w:lastColumn="0" w:lastRow="0" w:noHBand="0" w:noVBand="1" w:val="04A0"/>
+      </w:tblPr>
+      <w:tblGrid>
+        <w:gridCol w:w="1987"/>
+        <w:gridCol w:w="1987"/>
+        <w:gridCol w:w="1987"/>
+        <w:gridCol w:w="1987"/>
+        <w:gridCol w:w="1987"/>
+      </w:tblGrid>
+      <w:tr>
+        <w:tc>
+          <w:tcPr>
+            <w:tcW w:type="dxa" w:w="1987"/>
+          </w:tcPr>
+          <w:p>
+            <w:pPr>
+              <w:spacing w:after="40"/>
+            </w:pPr>
+            <w:r>
+              <w:rPr>
+                <w:b/>
+              </w:rPr>
+              <w:t>#</w:t>
+            </w:r>
+          </w:p>
+        </w:tc>
+        <w:tc>
+          <w:tcPr>
+            <w:tcW w:type="dxa" w:w="1987"/>
+          </w:tcPr>
+          <w:p>
+            <w:pPr>
+              <w:spacing w:after="40"/>
+            </w:pPr>
+            <w:r>
+              <w:rPr>
+                <w:b/>
+              </w:rPr>
+              <w:t>Project</w:t>
+            </w:r>
+          </w:p>
+        </w:tc>
+        <w:tc>
+          <w:tcPr>
+            <w:tcW w:type="dxa" w:w="1987"/>
+          </w:tcPr>
+          <w:p>
+            <w:pPr>
+              <w:spacing w:after="40"/>
+            </w:pPr>
+            <w:r>
+              <w:rPr>
+                <w:b/>
+              </w:rPr>
+              <w:t>What the buyer builds</w:t>
+            </w:r>
+          </w:p>
+        </w:tc>
+        <w:tc>
+          <w:tcPr>
+            <w:tcW w:type="dxa" w:w="1987"/>
+          </w:tcPr>
+          <w:p>
+            <w:pPr>
+              <w:spacing w:after="40"/>
+            </w:pPr>
+            <w:r>
+              <w:rPr>
+                <w:b/>
+              </w:rPr>
+              <w:t>Built on</w:t>
+            </w:r>
+          </w:p>
+        </w:tc>
+        <w:tc>
+          <w:tcPr>
+            <w:tcW w:type="dxa" w:w="1987"/>
+          </w:tcPr>
+          <w:p>
+            <w:pPr>
+              <w:spacing w:after="40"/>
+            </w:pPr>
+            <w:r>
+              <w:rPr>
+                <w:b/>
+              </w:rPr>
+              <w:t>Data ready?</w:t>
+            </w:r>
+          </w:p>
+        </w:tc>
+      </w:tr>
+      <w:tr>
+        <w:tc>
+          <w:tcPr>
+            <w:tcW w:type="dxa" w:w="1987"/>
+          </w:tcPr>
+          <w:p>
+            <w:pPr>
+              <w:spacing w:after="40"/>
+            </w:pPr>
+            <w:r>
+              <w:rPr>
+                <w:b/>
+              </w:rPr>
+              <w:t>P7</w:t>
+            </w:r>
+          </w:p>
+        </w:tc>
+        <w:tc>
+          <w:tcPr>
+            <w:tcW w:type="dxa" w:w="1987"/>
+          </w:tcPr>
+          <w:p>
+            <w:pPr>
+              <w:spacing w:after="40"/>
+            </w:pPr>
+            <w:r>
+              <w:rPr>
+                <w:b/>
+              </w:rPr>
+              <w:t>The requirements pack: order-to-cash</w:t>
+            </w:r>
+          </w:p>
+        </w:tc>
+        <w:tc>
+          <w:tcPr>
+            <w:tcW w:type="dxa" w:w="1987"/>
+          </w:tcPr>
+          <w:p>
+            <w:pPr>
+              <w:spacing w:after="40"/>
+            </w:pPr>
+            <w:r>
+              <w:t>A BRD, a swimlane map, user stories with acceptance criteria and a UAT plan for one real process — the BA's portfolio, which almost no BA candidate has</w:t>
+            </w:r>
+          </w:p>
+        </w:tc>
+        <w:tc>
+          <w:tcPr>
+            <w:tcW w:type="dxa" w:w="1987"/>
+          </w:tcPr>
+          <w:p>
+            <w:pPr>
+              <w:spacing w:after="40"/>
+            </w:pPr>
+            <w:r>
+              <w:t>Ch 25, Ch 76B</w:t>
+            </w:r>
+          </w:p>
+        </w:tc>
+        <w:tc>
+          <w:tcPr>
+            <w:tcW w:type="dxa" w:w="1987"/>
+          </w:tcPr>
+          <w:p>
+            <w:pPr>
+              <w:spacing w:after="40"/>
+            </w:pPr>
+            <w:r>
+              <w:t>Yes, the process is fully mapped in Ch 25</w:t>
+            </w:r>
+          </w:p>
+        </w:tc>
+      </w:tr>
+    </w:tbl>
+    <w:p>
+      <w:pPr>
+        <w:pStyle w:val="Heading3"/>
+      </w:pPr>
+      <w:r>
+        <w:t>Data science track</w:t>
+      </w:r>
+    </w:p>
+    <w:tbl>
+      <w:tblPr>
+        <w:tblStyle w:val="TableGrid"/>
+        <w:tblW w:type="auto" w:w="0"/>
+        <w:jc w:val="center"/>
+        <w:tblLook w:firstColumn="1" w:firstRow="1" w:lastColumn="0" w:lastRow="0" w:noHBand="0" w:noVBand="1" w:val="04A0"/>
+      </w:tblPr>
+      <w:tblGrid>
+        <w:gridCol w:w="1987"/>
+        <w:gridCol w:w="1987"/>
+        <w:gridCol w:w="1987"/>
+        <w:gridCol w:w="1987"/>
+        <w:gridCol w:w="1987"/>
+      </w:tblGrid>
+      <w:tr>
+        <w:tc>
+          <w:tcPr>
+            <w:tcW w:type="dxa" w:w="1987"/>
+          </w:tcPr>
+          <w:p>
+            <w:pPr>
+              <w:spacing w:after="40"/>
+            </w:pPr>
+            <w:r>
+              <w:rPr>
+                <w:b/>
+              </w:rPr>
+              <w:t>#</w:t>
+            </w:r>
+          </w:p>
+        </w:tc>
+        <w:tc>
+          <w:tcPr>
+            <w:tcW w:type="dxa" w:w="1987"/>
+          </w:tcPr>
+          <w:p>
+            <w:pPr>
+              <w:spacing w:after="40"/>
+            </w:pPr>
+            <w:r>
+              <w:rPr>
+                <w:b/>
+              </w:rPr>
+              <w:t>Project</w:t>
+            </w:r>
+          </w:p>
+        </w:tc>
+        <w:tc>
+          <w:tcPr>
+            <w:tcW w:type="dxa" w:w="1987"/>
+          </w:tcPr>
+          <w:p>
+            <w:pPr>
+              <w:spacing w:after="40"/>
+            </w:pPr>
+            <w:r>
+              <w:rPr>
+                <w:b/>
+              </w:rPr>
+              <w:t>What the buyer builds</w:t>
+            </w:r>
+          </w:p>
+        </w:tc>
+        <w:tc>
+          <w:tcPr>
+            <w:tcW w:type="dxa" w:w="1987"/>
+          </w:tcPr>
+          <w:p>
+            <w:pPr>
+              <w:spacing w:after="40"/>
+            </w:pPr>
+            <w:r>
+              <w:rPr>
+                <w:b/>
+              </w:rPr>
+              <w:t>Built on</w:t>
+            </w:r>
+          </w:p>
+        </w:tc>
+        <w:tc>
+          <w:tcPr>
+            <w:tcW w:type="dxa" w:w="1987"/>
+          </w:tcPr>
+          <w:p>
+            <w:pPr>
+              <w:spacing w:after="40"/>
+            </w:pPr>
+            <w:r>
+              <w:rPr>
+                <w:b/>
+              </w:rPr>
+              <w:t>Data ready?</w:t>
+            </w:r>
+          </w:p>
+        </w:tc>
+      </w:tr>
+      <w:tr>
+        <w:tc>
+          <w:tcPr>
+            <w:tcW w:type="dxa" w:w="1987"/>
+          </w:tcPr>
+          <w:p>
+            <w:pPr>
+              <w:spacing w:after="40"/>
+            </w:pPr>
+            <w:r>
+              <w:rPr>
+                <w:b/>
+              </w:rPr>
+              <w:t>P8</w:t>
+            </w:r>
+          </w:p>
+        </w:tc>
+        <w:tc>
+          <w:tcPr>
+            <w:tcW w:type="dxa" w:w="1987"/>
+          </w:tcPr>
+          <w:p>
+            <w:pPr>
+              <w:spacing w:after="40"/>
+            </w:pPr>
+            <w:r>
+              <w:rPr>
+                <w:b/>
+              </w:rPr>
+              <w:t>Customer churn, done honestly</w:t>
+            </w:r>
+          </w:p>
+        </w:tc>
+        <w:tc>
+          <w:tcPr>
+            <w:tcW w:type="dxa" w:w="1987"/>
+          </w:tcPr>
+          <w:p>
+            <w:pPr>
+              <w:spacing w:after="40"/>
+            </w:pPr>
+            <w:r>
+              <w:t>A first ML project with the baseline, the leakage check and a "would I ship this?" verdict</w:t>
+            </w:r>
+          </w:p>
+        </w:tc>
+        <w:tc>
+          <w:tcPr>
+            <w:tcW w:type="dxa" w:w="1987"/>
+          </w:tcPr>
+          <w:p>
+            <w:pPr>
+              <w:spacing w:after="40"/>
+            </w:pPr>
+            <w:r>
+              <w:t>Ch 36, Ch 39, Ch 44</w:t>
+            </w:r>
+          </w:p>
+        </w:tc>
+        <w:tc>
+          <w:tcPr>
+            <w:tcW w:type="dxa" w:w="1987"/>
+          </w:tcPr>
+          <w:p>
+            <w:pPr>
+              <w:spacing w:after="40"/>
+            </w:pPr>
+            <w:r>
+              <w:t>Yes</w:t>
+            </w:r>
+          </w:p>
+        </w:tc>
+      </w:tr>
+      <w:tr>
+        <w:tc>
+          <w:tcPr>
+            <w:tcW w:type="dxa" w:w="1987"/>
+          </w:tcPr>
+          <w:p>
+            <w:pPr>
+              <w:spacing w:after="40"/>
+            </w:pPr>
+            <w:r>
+              <w:rPr>
+                <w:b/>
+              </w:rPr>
+              <w:t>P9</w:t>
+            </w:r>
+          </w:p>
+        </w:tc>
+        <w:tc>
+          <w:tcPr>
+            <w:tcW w:type="dxa" w:w="1987"/>
+          </w:tcPr>
+          <w:p>
+            <w:pPr>
+              <w:spacing w:after="40"/>
+            </w:pPr>
+            <w:r>
+              <w:rPr>
+                <w:b/>
+              </w:rPr>
+              <w:t>The A/B test readout</w:t>
+            </w:r>
+          </w:p>
+        </w:tc>
+        <w:tc>
+          <w:tcPr>
+            <w:tcW w:type="dxa" w:w="1987"/>
+          </w:tcPr>
+          <w:p>
+            <w:pPr>
+              <w:spacing w:after="40"/>
+            </w:pPr>
+            <w:r>
+              <w:t>Design, analysis and a one-page decision memo for a real experiment</w:t>
+            </w:r>
+          </w:p>
+        </w:tc>
+        <w:tc>
+          <w:tcPr>
+            <w:tcW w:type="dxa" w:w="1987"/>
+          </w:tcPr>
+          <w:p>
+            <w:pPr>
+              <w:spacing w:after="40"/>
+            </w:pPr>
+            <w:r>
+              <w:t>Ch 30</w:t>
+            </w:r>
+          </w:p>
+        </w:tc>
+        <w:tc>
+          <w:tcPr>
+            <w:tcW w:type="dxa" w:w="1987"/>
+          </w:tcPr>
+          <w:p>
+            <w:pPr>
+              <w:spacing w:after="40"/>
+            </w:pPr>
+            <w:r>
+              <w:t>Yes, Riverstone's website test</w:t>
+            </w:r>
+          </w:p>
+        </w:tc>
+      </w:tr>
+    </w:tbl>
+    <w:p>
+      <w:pPr>
+        <w:pStyle w:val="Heading3"/>
+      </w:pPr>
+      <w:r>
+        <w:t>Engineering and AI track</w:t>
+      </w:r>
+    </w:p>
+    <w:tbl>
+      <w:tblPr>
+        <w:tblStyle w:val="TableGrid"/>
+        <w:tblW w:type="auto" w:w="0"/>
+        <w:jc w:val="center"/>
+        <w:tblLook w:firstColumn="1" w:firstRow="1" w:lastColumn="0" w:lastRow="0" w:noHBand="0" w:noVBand="1" w:val="04A0"/>
+      </w:tblPr>
+      <w:tblGrid>
+        <w:gridCol w:w="1987"/>
+        <w:gridCol w:w="1987"/>
+        <w:gridCol w:w="1987"/>
+        <w:gridCol w:w="1987"/>
+        <w:gridCol w:w="1987"/>
+      </w:tblGrid>
+      <w:tr>
+        <w:tc>
+          <w:tcPr>
+            <w:tcW w:type="dxa" w:w="1987"/>
+          </w:tcPr>
+          <w:p>
+            <w:pPr>
+              <w:spacing w:after="40"/>
+            </w:pPr>
+            <w:r>
+              <w:rPr>
+                <w:b/>
+              </w:rPr>
+              <w:t>#</w:t>
+            </w:r>
+          </w:p>
+        </w:tc>
+        <w:tc>
+          <w:tcPr>
+            <w:tcW w:type="dxa" w:w="1987"/>
+          </w:tcPr>
+          <w:p>
+            <w:pPr>
+              <w:spacing w:after="40"/>
+            </w:pPr>
+            <w:r>
+              <w:rPr>
+                <w:b/>
+              </w:rPr>
+              <w:t>Project</w:t>
+            </w:r>
+          </w:p>
+        </w:tc>
+        <w:tc>
+          <w:tcPr>
+            <w:tcW w:type="dxa" w:w="1987"/>
+          </w:tcPr>
+          <w:p>
+            <w:pPr>
+              <w:spacing w:after="40"/>
+            </w:pPr>
+            <w:r>
+              <w:rPr>
+                <w:b/>
+              </w:rPr>
+              <w:t>What the buyer builds</w:t>
+            </w:r>
+          </w:p>
+        </w:tc>
+        <w:tc>
+          <w:tcPr>
+            <w:tcW w:type="dxa" w:w="1987"/>
+          </w:tcPr>
+          <w:p>
+            <w:pPr>
+              <w:spacing w:after="40"/>
+            </w:pPr>
+            <w:r>
+              <w:rPr>
+                <w:b/>
+              </w:rPr>
+              <w:t>Built on</w:t>
+            </w:r>
+          </w:p>
+        </w:tc>
+        <w:tc>
+          <w:tcPr>
+            <w:tcW w:type="dxa" w:w="1987"/>
+          </w:tcPr>
+          <w:p>
+            <w:pPr>
+              <w:spacing w:after="40"/>
+            </w:pPr>
+            <w:r>
+              <w:rPr>
+                <w:b/>
+              </w:rPr>
+              <w:t>Data ready?</w:t>
+            </w:r>
+          </w:p>
+        </w:tc>
+      </w:tr>
+      <w:tr>
+        <w:tc>
+          <w:tcPr>
+            <w:tcW w:type="dxa" w:w="1987"/>
+          </w:tcPr>
+          <w:p>
+            <w:pPr>
+              <w:spacing w:after="40"/>
+            </w:pPr>
+            <w:r>
+              <w:rPr>
+                <w:b/>
+              </w:rPr>
+              <w:t>P10</w:t>
+            </w:r>
+          </w:p>
+        </w:tc>
+        <w:tc>
+          <w:tcPr>
+            <w:tcW w:type="dxa" w:w="1987"/>
+          </w:tcPr>
+          <w:p>
+            <w:pPr>
+              <w:spacing w:after="40"/>
+            </w:pPr>
+            <w:r>
+              <w:rPr>
+                <w:b/>
+              </w:rPr>
+              <w:t>The pipeline that tells you when it breaks</w:t>
+            </w:r>
+          </w:p>
+        </w:tc>
+        <w:tc>
+          <w:tcPr>
+            <w:tcW w:type="dxa" w:w="1987"/>
+          </w:tcPr>
+          <w:p>
+            <w:pPr>
+              <w:spacing w:after="40"/>
+            </w:pPr>
+            <w:r>
+              <w:t>Ingest, clean, load and schedule, with data checks and an alert — the data-engineering CV line</w:t>
+            </w:r>
+          </w:p>
+        </w:tc>
+        <w:tc>
+          <w:tcPr>
+            <w:tcW w:type="dxa" w:w="1987"/>
+          </w:tcPr>
+          <w:p>
+            <w:pPr>
+              <w:spacing w:after="40"/>
+            </w:pPr>
+            <w:r>
+              <w:t>Ch 45, Ch 46, Ch 47</w:t>
+            </w:r>
+          </w:p>
+        </w:tc>
+        <w:tc>
+          <w:tcPr>
+            <w:tcW w:type="dxa" w:w="1987"/>
+          </w:tcPr>
+          <w:p>
+            <w:pPr>
+              <w:spacing w:after="40"/>
+            </w:pPr>
+            <w:r>
+              <w:t>Yes</w:t>
+            </w:r>
+          </w:p>
+        </w:tc>
+      </w:tr>
+      <w:tr>
+        <w:tc>
+          <w:tcPr>
+            <w:tcW w:type="dxa" w:w="1987"/>
+          </w:tcPr>
+          <w:p>
+            <w:pPr>
+              <w:spacing w:after="40"/>
+            </w:pPr>
+            <w:r>
+              <w:rPr>
+                <w:b/>
+              </w:rPr>
+              <w:t>P11</w:t>
+            </w:r>
+          </w:p>
+        </w:tc>
+        <w:tc>
+          <w:tcPr>
+            <w:tcW w:type="dxa" w:w="1987"/>
+          </w:tcPr>
+          <w:p>
+            <w:pPr>
+              <w:spacing w:after="40"/>
+            </w:pPr>
+            <w:r>
+              <w:rPr>
+                <w:b/>
+              </w:rPr>
+              <w:t>The email-order intake with an honest evaluation</w:t>
+            </w:r>
+          </w:p>
+        </w:tc>
+        <w:tc>
+          <w:tcPr>
+            <w:tcW w:type="dxa" w:w="1987"/>
+          </w:tcPr>
+          <w:p>
+            <w:pPr>
+              <w:spacing w:after="40"/>
+            </w:pPr>
+            <w:r>
+              <w:t>An LLM pipeline that reads emailed orders, measured on both rates: how much it automates and how much of that is quietly wrong</w:t>
+            </w:r>
+          </w:p>
+        </w:tc>
+        <w:tc>
+          <w:tcPr>
+            <w:tcW w:type="dxa" w:w="1987"/>
+          </w:tcPr>
+          <w:p>
+            <w:pPr>
+              <w:spacing w:after="40"/>
+            </w:pPr>
+            <w:r>
+              <w:t>Ch 55, Ch 58</w:t>
+            </w:r>
+          </w:p>
+        </w:tc>
+        <w:tc>
+          <w:tcPr>
+            <w:tcW w:type="dxa" w:w="1987"/>
+          </w:tcPr>
+          <w:p>
+            <w:pPr>
+              <w:spacing w:after="40"/>
+            </w:pPr>
+            <w:r>
+              <w:t>Yes; Ch 58 measured 88% automatic and 19% of those wrong</w:t>
+            </w:r>
+          </w:p>
+        </w:tc>
+      </w:tr>
+    </w:tbl>
+    <w:p>
+      <w:pPr>
+        <w:pStyle w:val="Heading3"/>
+      </w:pPr>
+      <w:r>
+        <w:t>Suggested packs</w:t>
       </w:r>
     </w:p>
     <w:p>
       <w:r>
-        <w:rPr>
-          <w:b/>
-        </w:rPr>
-        <w:t>Raw data → processed → Excel report → emailed to a list.</w:t>
-      </w:r>
-    </w:p>
-    <w:p>
-      <w:r>
-        <w:t>The flagship, because it is the single most common real request a junior analyst gets, and because it is the Chapter 18 automation payoff as a standalone artifact.</w:t>
+        <w:t>Bundles let a buyer get a track for less than the parts, and they are a natural Instagram offer:</w:t>
       </w:r>
     </w:p>
     <w:tbl>
@@ -637,7 +2019,7 @@
               <w:rPr>
                 <w:b/>
               </w:rPr>
-              <w:t>Teaches</w:t>
+              <w:t>Pack</w:t>
             </w:r>
           </w:p>
         </w:tc>
@@ -653,22 +2035,7 @@
               <w:rPr>
                 <w:b/>
               </w:rPr>
-              <w:t xml:space="preserve">Reading messy raw data, aggregating, writing a formatted </w:t>
-            </w:r>
-            <w:r>
-              <w:rPr>
-                <w:rFonts w:ascii="Consolas" w:hAnsi="Consolas" w:eastAsia="Consolas"/>
-                <w:b/>
-                <w:color w:val="8B2020"/>
-                <w:sz w:val="17"/>
-              </w:rPr>
-              <w:t>.xlsx</w:t>
-            </w:r>
-            <w:r>
-              <w:rPr>
-                <w:b/>
-              </w:rPr>
-              <w:t>, sending to a distribution list, scheduling it</w:t>
+              <w:t>Projects</w:t>
             </w:r>
           </w:p>
         </w:tc>
@@ -683,7 +2050,10 @@
               <w:spacing w:after="40"/>
             </w:pPr>
             <w:r>
-              <w:t>Already in the book</w:t>
+              <w:rPr>
+                <w:b/>
+              </w:rPr>
+              <w:t>Analyst starter</w:t>
             </w:r>
           </w:p>
         </w:tc>
@@ -696,18 +2066,7 @@
               <w:spacing w:after="40"/>
             </w:pPr>
             <w:r>
-              <w:t xml:space="preserve">Chapter 18 §18.15–18.18 (the report, the entry point, the </w:t>
-            </w:r>
-            <w:r>
-              <w:rPr>
-                <w:rFonts w:ascii="Consolas" w:hAnsi="Consolas" w:eastAsia="Consolas"/>
-                <w:color w:val="8B2020"/>
-                <w:sz w:val="17"/>
-              </w:rPr>
-              <w:t>.bat</w:t>
-            </w:r>
-            <w:r>
-              <w:t>, Task Scheduler), Chapter 20 (delivery)</w:t>
+              <w:t>P1 + P2 + P4 (part 1)</w:t>
             </w:r>
           </w:p>
         </w:tc>
@@ -722,7 +2081,10 @@
               <w:spacing w:after="40"/>
             </w:pPr>
             <w:r>
-              <w:t>Interview narrative</w:t>
+              <w:rPr>
+                <w:b/>
+              </w:rPr>
+              <w:t>BA starter</w:t>
             </w:r>
           </w:p>
         </w:tc>
@@ -735,30 +2097,88 @@
               <w:spacing w:after="40"/>
             </w:pPr>
             <w:r>
-              <w:t>"I automated a two-day manual month-end into a twenty-minute run" — the single most reusable line a junior analyst can have</w:t>
+              <w:t>P7 + P4 (part 1)</w:t>
+            </w:r>
+          </w:p>
+        </w:tc>
+      </w:tr>
+      <w:tr>
+        <w:tc>
+          <w:tcPr>
+            <w:tcW w:type="dxa" w:w="4968"/>
+          </w:tcPr>
+          <w:p>
+            <w:pPr>
+              <w:spacing w:after="40"/>
+            </w:pPr>
+            <w:r>
+              <w:rPr>
+                <w:b/>
+              </w:rPr>
+              <w:t>Data science starter</w:t>
+            </w:r>
+          </w:p>
+        </w:tc>
+        <w:tc>
+          <w:tcPr>
+            <w:tcW w:type="dxa" w:w="4968"/>
+          </w:tcPr>
+          <w:p>
+            <w:pPr>
+              <w:spacing w:after="40"/>
+            </w:pPr>
+            <w:r>
+              <w:t>P4 (part 1) + P8 + P9</w:t>
+            </w:r>
+          </w:p>
+        </w:tc>
+      </w:tr>
+      <w:tr>
+        <w:tc>
+          <w:tcPr>
+            <w:tcW w:type="dxa" w:w="4968"/>
+          </w:tcPr>
+          <w:p>
+            <w:pPr>
+              <w:spacing w:after="40"/>
+            </w:pPr>
+            <w:r>
+              <w:rPr>
+                <w:b/>
+              </w:rPr>
+              <w:t>Engineering starter</w:t>
+            </w:r>
+          </w:p>
+        </w:tc>
+        <w:tc>
+          <w:tcPr>
+            <w:tcW w:type="dxa" w:w="4968"/>
+          </w:tcPr>
+          <w:p>
+            <w:pPr>
+              <w:spacing w:after="40"/>
+            </w:pPr>
+            <w:r>
+              <w:t>P10 + P11</w:t>
             </w:r>
           </w:p>
         </w:tc>
       </w:tr>
     </w:tbl>
     <w:p>
+      <w:pPr>
+        <w:jc w:val="center"/>
+      </w:pPr>
       <w:r>
-        <w:rPr>
-          <w:b/>
-        </w:rPr>
-        <w:t>The risk to design around: Outlook.</w:t>
+        <w:t>____________________________________________________________</w:t>
       </w:r>
+    </w:p>
+    <w:p>
+      <w:pPr>
+        <w:pStyle w:val="Heading2"/>
+      </w:pPr>
       <w:r>
-        <w:t xml:space="preserve"> Driving Outlook needs Windows </w:t>
-      </w:r>
-      <w:r>
-        <w:rPr>
-          <w:i/>
-        </w:rPr>
-        <w:t>and</w:t>
-      </w:r>
-      <w:r>
-        <w:t xml:space="preserve"> an installed, configured Outlook, which excludes Mac users, Linux users, anyone on Google Workspace, and most students. That is a large share of the buyers, and every one of them becomes a support email.</w:t>
+        <w:t>Three things to settle before building any of them</w:t>
       </w:r>
     </w:p>
     <w:p>
@@ -766,27 +2186,10 @@
         <w:rPr>
           <w:b/>
         </w:rPr>
-        <w:t>Recommendation:</w:t>
+        <w:t>1. The support boundary, written on the sales page.</w:t>
       </w:r>
       <w:r>
-        <w:t xml:space="preserve"> build it </w:t>
-      </w:r>
-      <w:r>
-        <w:rPr>
-          <w:b/>
-        </w:rPr>
-        <w:t>SMTP-first</w:t>
-      </w:r>
-      <w:r>
-        <w:t xml:space="preserve"> — which works everywhere, including Gmail with an app password — and ship the Outlook version as a clearly-labelled variant for people in a Microsoft office. Same project, two delivery modules, one extra file. This is worth getting right because P1 is the one you will sell most.</w:t>
-      </w:r>
-    </w:p>
-    <w:p>
-      <w:pPr>
-        <w:pStyle w:val="Heading3"/>
-      </w:pPr>
-      <w:r>
-        <w:t>P2 · Excel dashboards, ready-made and explained</w:t>
+        <w:t xml:space="preserve"> At about ₹150 the net is about ₹131 after platform fees, and one support email per sale wipes out the margin. Design support out: pin every version, ship sample data so nothing depends on the buyer's data, test on a clean machine, and state plainly what is and is not covered.</w:t>
       </w:r>
     </w:p>
     <w:p>
@@ -794,7 +2197,29 @@
         <w:rPr>
           <w:b/>
         </w:rPr>
-        <w:t>A proper, good-looking dashboard, and how it was built.</w:t>
+        <w:t>2. How a project differs from the practice files in the volumes.</w:t>
+      </w:r>
+      <w:r>
+        <w:t xml:space="preserve"> The practice files teach the book; a project is a finished piece of work with a brief, messy data and an interview story. Different purpose, different format. Say it on the page, or a volumes buyer feels double-charged.</w:t>
+      </w:r>
+    </w:p>
+    <w:p>
+      <w:r>
+        <w:rPr>
+          <w:b/>
+        </w:rPr>
+        <w:t>3. The projects you already have.</w:t>
+      </w:r>
+      <w:r>
+        <w:t xml:space="preserve"> Real work beats realistic examples. Send them over and each will get an honest assessment of whether it stands up as a saleable project and what it would need.</w:t>
+      </w:r>
+    </w:p>
+    <w:p>
+      <w:pPr>
+        <w:pStyle w:val="Heading2"/>
+      </w:pPr>
+      <w:r>
+        <w:t>Build order</w:t>
       </w:r>
     </w:p>
     <w:tbl>
@@ -821,7 +2246,7 @@
               <w:rPr>
                 <w:b/>
               </w:rPr>
-              <w:t>Teaches</w:t>
+              <w:t>First</w:t>
             </w:r>
           </w:p>
         </w:tc>
@@ -837,472 +2262,13 @@
               <w:rPr>
                 <w:b/>
               </w:rPr>
-              <w:t>Model → pivots → charts → layout → interactivity, in the order you would build it</w:t>
+              <w:t>P1</w:t>
             </w:r>
-          </w:p>
-        </w:tc>
-      </w:tr>
-      <w:tr>
-        <w:tc>
-          <w:tcPr>
-            <w:tcW w:type="dxa" w:w="4968"/>
-          </w:tcPr>
-          <w:p>
-            <w:pPr>
-              <w:spacing w:after="40"/>
-            </w:pPr>
-            <w:r>
-              <w:t>Already in the book</w:t>
-            </w:r>
-          </w:p>
-        </w:tc>
-        <w:tc>
-          <w:tcPr>
-            <w:tcW w:type="dxa" w:w="4968"/>
-          </w:tcPr>
-          <w:p>
-            <w:pPr>
-              <w:spacing w:after="40"/>
-            </w:pPr>
-            <w:r>
-              <w:t>Chapter 11 (the spreadsheet mastered), Chapter 15 (what to plot), Chapter 70 §70.8 (dashboard critiques)</w:t>
-            </w:r>
-          </w:p>
-        </w:tc>
-      </w:tr>
-      <w:tr>
-        <w:tc>
-          <w:tcPr>
-            <w:tcW w:type="dxa" w:w="4968"/>
-          </w:tcPr>
-          <w:p>
-            <w:pPr>
-              <w:spacing w:after="40"/>
-            </w:pPr>
-            <w:r>
-              <w:t>The hook</w:t>
-            </w:r>
-          </w:p>
-        </w:tc>
-        <w:tc>
-          <w:tcPr>
-            <w:tcW w:type="dxa" w:w="4968"/>
-          </w:tcPr>
-          <w:p>
-            <w:pPr>
-              <w:spacing w:after="40"/>
-            </w:pPr>
-            <w:r>
-              <w:t xml:space="preserve">Most people have never seen a </w:t>
-            </w:r>
-            <w:r>
-              <w:rPr>
-                <w:i/>
-              </w:rPr>
-              <w:t>well-built</w:t>
-            </w:r>
-            <w:r>
-              <w:t xml:space="preserve"> dashboard file opened up. Shipping one that looks professional, with the build explained step by step, is genuinely rare</w:t>
-            </w:r>
-          </w:p>
-        </w:tc>
-      </w:tr>
-    </w:tbl>
-    <w:p>
-      <w:r>
-        <w:t xml:space="preserve">Ship the finished workbook </w:t>
-      </w:r>
-      <w:r>
-        <w:rPr>
-          <w:b/>
-        </w:rPr>
-        <w:t>and</w:t>
-      </w:r>
-      <w:r>
-        <w:t xml:space="preserve"> a stripped version so the buyer can build it themselves. The value is the gap between the two.</w:t>
-      </w:r>
-    </w:p>
-    <w:p>
-      <w:pPr>
-        <w:pStyle w:val="Heading3"/>
-      </w:pPr>
-      <w:r>
-        <w:t>P3 · Python dashboards</w:t>
-      </w:r>
-    </w:p>
-    <w:p>
-      <w:r>
-        <w:t>The same, in code — Streamlit or Plotly Dash. A different audience from P2 and a different CV line.</w:t>
-      </w:r>
-    </w:p>
-    <w:p>
-      <w:pPr>
-        <w:pStyle w:val="Heading3"/>
-      </w:pPr>
-      <w:r>
-        <w:t>P4 · The data-cleaning series</w:t>
-      </w:r>
-    </w:p>
-    <w:p>
-      <w:r>
-        <w:rPr>
-          <w:b/>
-        </w:rPr>
-        <w:t>Jumbled data in, trustworthy data out.</w:t>
-      </w:r>
-      <w:r>
-        <w:t xml:space="preserve"> Abhishek is right that this is "an entirely different saleable project" — and it may be better as a </w:t>
-      </w:r>
-      <w:r>
-        <w:rPr>
-          <w:i/>
-        </w:rPr>
-        <w:t>series</w:t>
-      </w:r>
-      <w:r>
-        <w:t xml:space="preserve"> of three or four small ones than one large one, because each is a separate purchase.</w:t>
-      </w:r>
-    </w:p>
-    <w:tbl>
-      <w:tblPr>
-        <w:tblStyle w:val="TableGrid"/>
-        <w:tblW w:type="auto" w:w="0"/>
-        <w:jc w:val="center"/>
-        <w:tblLook w:firstColumn="1" w:firstRow="1" w:lastColumn="0" w:lastRow="0" w:noHBand="0" w:noVBand="1" w:val="04A0"/>
-      </w:tblPr>
-      <w:tblGrid>
-        <w:gridCol w:w="4968"/>
-        <w:gridCol w:w="4968"/>
-      </w:tblGrid>
-      <w:tr>
-        <w:tc>
-          <w:tcPr>
-            <w:tcW w:type="dxa" w:w="4968"/>
-          </w:tcPr>
-          <w:p>
-            <w:pPr>
-              <w:spacing w:after="40"/>
-            </w:pPr>
             <w:r>
               <w:rPr>
                 <w:b/>
               </w:rPr>
-              <w:t>Teaches</w:t>
-            </w:r>
-          </w:p>
-        </w:tc>
-        <w:tc>
-          <w:tcPr>
-            <w:tcW w:type="dxa" w:w="4968"/>
-          </w:tcPr>
-          <w:p>
-            <w:pPr>
-              <w:spacing w:after="40"/>
-            </w:pPr>
-            <w:r>
-              <w:rPr>
-                <w:b/>
-              </w:rPr>
-              <w:t>Profiling, duplicates, inconsistent categories, dates and time zones, validation rules that must return zero</w:t>
-            </w:r>
-          </w:p>
-        </w:tc>
-      </w:tr>
-      <w:tr>
-        <w:tc>
-          <w:tcPr>
-            <w:tcW w:type="dxa" w:w="4968"/>
-          </w:tcPr>
-          <w:p>
-            <w:pPr>
-              <w:spacing w:after="40"/>
-            </w:pPr>
-            <w:r>
-              <w:t>Already in the book</w:t>
-            </w:r>
-          </w:p>
-        </w:tc>
-        <w:tc>
-          <w:tcPr>
-            <w:tcW w:type="dxa" w:w="4968"/>
-          </w:tcPr>
-          <w:p>
-            <w:pPr>
-              <w:spacing w:after="40"/>
-            </w:pPr>
-            <w:r>
-              <w:t>Chapter 14 is the whole method, and Chapter 77 §77.8 now has the traps that bite on the way in</w:t>
-            </w:r>
-          </w:p>
-        </w:tc>
-      </w:tr>
-      <w:tr>
-        <w:tc>
-          <w:tcPr>
-            <w:tcW w:type="dxa" w:w="4968"/>
-          </w:tcPr>
-          <w:p>
-            <w:pPr>
-              <w:spacing w:after="40"/>
-            </w:pPr>
-            <w:r>
-              <w:t>The hook</w:t>
-            </w:r>
-          </w:p>
-        </w:tc>
-        <w:tc>
-          <w:tcPr>
-            <w:tcW w:type="dxa" w:w="4968"/>
-          </w:tcPr>
-          <w:p>
-            <w:pPr>
-              <w:spacing w:after="40"/>
-            </w:pPr>
-            <w:r>
-              <w:t>Every job ad says "data cleaning". Almost no portfolio shows it, because clean data is boring to publish. A project built on genuinely nasty data stands out</w:t>
-            </w:r>
-          </w:p>
-        </w:tc>
-      </w:tr>
-    </w:tbl>
-    <w:p>
-      <w:r>
-        <w:t xml:space="preserve">The Riverstone messy files already exist — </w:t>
-      </w:r>
-      <w:r>
-        <w:rPr>
-          <w:rFonts w:ascii="Consolas" w:hAnsi="Consolas" w:eastAsia="Consolas"/>
-          <w:color w:val="8B2020"/>
-          <w:sz w:val="17"/>
-        </w:rPr>
-        <w:t>month_end_pack_2025_messy.xlsx</w:t>
-      </w:r>
-      <w:r>
-        <w:t xml:space="preserve">, </w:t>
-      </w:r>
-      <w:r>
-        <w:rPr>
-          <w:rFonts w:ascii="Consolas" w:hAnsi="Consolas" w:eastAsia="Consolas"/>
-          <w:color w:val="8B2020"/>
-          <w:sz w:val="17"/>
-        </w:rPr>
-        <w:t>sales_export_with_problems.csv</w:t>
-      </w:r>
-      <w:r>
-        <w:t xml:space="preserve"> — so the raw material is in the repository.</w:t>
-      </w:r>
-    </w:p>
-    <w:p>
-      <w:pPr>
-        <w:pStyle w:val="Heading3"/>
-      </w:pPr>
-      <w:r>
-        <w:t>P5 · Logistics</w:t>
-      </w:r>
-    </w:p>
-    <w:p>
-      <w:r>
-        <w:t>Abhishek named this; the shape needs deciding. Likely candidates: delivery-route and cost analysis, inventory and stockout analysis, or supplier performance. Riverstone already has orders, products, suppliers and demand data, so it fits the house example without inventing a new company.</w:t>
-      </w:r>
-    </w:p>
-    <w:p>
-      <w:pPr>
-        <w:jc w:val="center"/>
-      </w:pPr>
-      <w:r>
-        <w:t>____________________________________________________________</w:t>
-      </w:r>
-    </w:p>
-    <w:p>
-      <w:pPr>
-        <w:pStyle w:val="Heading2"/>
-      </w:pPr>
-      <w:r>
-        <w:t>What else the catalogue should probably include</w:t>
-      </w:r>
-    </w:p>
-    <w:p>
-      <w:r>
-        <w:t>Three gaps that follow from what the book already contains, offered for a decision rather than assumed:</w:t>
-      </w:r>
-    </w:p>
-    <w:p>
-      <w:pPr>
-        <w:pStyle w:val="ListBullet"/>
-      </w:pPr>
-      <w:r>
-        <w:rPr>
-          <w:b/>
-        </w:rPr>
-        <w:t>A SQL-only project.</w:t>
-      </w:r>
-      <w:r>
-        <w:t xml:space="preserve"> A reporting layer built as a set of reviewed queries. Cheapest to build and support of anything on this list, because nothing has to run on the buyer's machine.</w:t>
-      </w:r>
-    </w:p>
-    <w:p>
-      <w:pPr>
-        <w:pStyle w:val="ListBullet"/>
-      </w:pPr>
-      <w:r>
-        <w:rPr>
-          <w:b/>
-        </w:rPr>
-        <w:t>An end-to-end pipeline.</w:t>
-      </w:r>
-      <w:r>
-        <w:t xml:space="preserve"> Ingest, clean, load, schedule, alert — the data-engineering CV line.</w:t>
-      </w:r>
-    </w:p>
-    <w:p>
-      <w:pPr>
-        <w:pStyle w:val="ListBullet"/>
-      </w:pPr>
-      <w:r>
-        <w:rPr>
-          <w:b/>
-        </w:rPr>
-        <w:t>A first ML project done honestly.</w:t>
-      </w:r>
-      <w:r>
-        <w:t xml:space="preserve"> With the baseline, the leakage check and the "would I ship this" verdict, which is what Chapter 74 argues for and what almost no portfolio project does.</w:t>
-      </w:r>
-    </w:p>
-    <w:p>
-      <w:pPr>
-        <w:jc w:val="center"/>
-      </w:pPr>
-      <w:r>
-        <w:t>____________________________________________________________</w:t>
-      </w:r>
-    </w:p>
-    <w:p>
-      <w:pPr>
-        <w:pStyle w:val="Heading2"/>
-      </w:pPr>
-      <w:r>
-        <w:t>Three things to settle before building any of them</w:t>
-      </w:r>
-    </w:p>
-    <w:p>
-      <w:r>
-        <w:rPr>
-          <w:b/>
-        </w:rPr>
-        <w:t>1. The support boundary, written on the sales page.</w:t>
-      </w:r>
-      <w:r>
-        <w:t xml:space="preserve"> At ₹150 the net is about ₹131 after platform fees. </w:t>
-      </w:r>
-      <w:r>
-        <w:rPr>
-          <w:b/>
-        </w:rPr>
-        <w:t>One support email per sale wipes out the margin.</w:t>
-      </w:r>
-      <w:r>
-        <w:t xml:space="preserve"> The answer is not to refuse support, it is to design it out: pin every version, ship a sample dataset so nothing depends on the buyer's data, test on a clean machine, and state plainly what is and is not covered.</w:t>
-      </w:r>
-    </w:p>
-    <w:p>
-      <w:r>
-        <w:rPr>
-          <w:b/>
-        </w:rPr>
-        <w:t>2. How a project differs from the Practice Arena.</w:t>
-      </w:r>
-      <w:r>
-        <w:t xml:space="preserve"> The Package (tier 2) already contains 643 practice files. If a ₹150 project looks like more of the same, a Package buyer will feel double-charged. The line that holds: </w:t>
-      </w:r>
-      <w:r>
-        <w:rPr>
-          <w:b/>
-        </w:rPr>
-        <w:t>the Arena teaches the book; a project is a finished piece of work with a brief, messy data and an interview story.</w:t>
-      </w:r>
-      <w:r>
-        <w:t xml:space="preserve"> Different purpose, different format. Say it on the page.</w:t>
-      </w:r>
-    </w:p>
-    <w:p>
-      <w:r>
-        <w:rPr>
-          <w:b/>
-        </w:rPr>
-        <w:t>3. The projects Abhishek already has.</w:t>
-      </w:r>
-      <w:r>
-        <w:t xml:space="preserve"> You mentioned having a few of your own. Those are potentially the best items in the catalogue, because they are real work rather than teaching examples — and real beats realistic. </w:t>
-      </w:r>
-      <w:r>
-        <w:rPr>
-          <w:b/>
-        </w:rPr>
-        <w:t>Send them over and I will tell you honestly which stand up as saleable projects and what each would need.</w:t>
-      </w:r>
-    </w:p>
-    <w:p>
-      <w:pPr>
-        <w:jc w:val="center"/>
-      </w:pPr>
-      <w:r>
-        <w:t>____________________________________________________________</w:t>
-      </w:r>
-    </w:p>
-    <w:p>
-      <w:pPr>
-        <w:pStyle w:val="Heading2"/>
-      </w:pPr>
-      <w:r>
-        <w:t>Sequence</w:t>
-      </w:r>
-    </w:p>
-    <w:p>
-      <w:r>
-        <w:t>Agreed with the earlier instruction — the book first, then the projects.</w:t>
-      </w:r>
-    </w:p>
-    <w:tbl>
-      <w:tblPr>
-        <w:tblStyle w:val="TableGrid"/>
-        <w:tblW w:type="auto" w:w="0"/>
-        <w:jc w:val="center"/>
-        <w:tblLook w:firstColumn="1" w:firstRow="1" w:lastColumn="0" w:lastRow="0" w:noHBand="0" w:noVBand="1" w:val="04A0"/>
-      </w:tblPr>
-      <w:tblGrid>
-        <w:gridCol w:w="4968"/>
-        <w:gridCol w:w="4968"/>
-      </w:tblGrid>
-      <w:tr>
-        <w:tc>
-          <w:tcPr>
-            <w:tcW w:type="dxa" w:w="4968"/>
-          </w:tcPr>
-          <w:p>
-            <w:pPr>
-              <w:spacing w:after="40"/>
-            </w:pPr>
-            <w:r>
-              <w:rPr>
-                <w:b/>
-              </w:rPr>
-              <w:t>Now</w:t>
-            </w:r>
-          </w:p>
-        </w:tc>
-        <w:tc>
-          <w:tcPr>
-            <w:tcW w:type="dxa" w:w="4968"/>
-          </w:tcPr>
-          <w:p>
-            <w:pPr>
-              <w:spacing w:after="40"/>
-            </w:pPr>
-            <w:r>
-              <w:rPr>
-                <w:b/>
-              </w:rPr>
-              <w:t>Finish the Interview Book: ~330 more questions to about 1,160, then the cover and back cover</w:t>
+              <w:t>, as the template every other project follows</w:t>
             </w:r>
           </w:p>
         </w:tc>
@@ -1333,7 +2299,13 @@
               <w:spacing w:after="40"/>
             </w:pPr>
             <w:r>
-              <w:t>P1, built SMTP-first, as the template for the rest. Get one project completely right and the others follow a pattern</w:t>
+              <w:rPr>
+                <w:b/>
+              </w:rPr>
+              <w:t>P4</w:t>
+            </w:r>
+            <w:r>
+              <w:t>, part 1, because its data and truth file already exist</w:t>
             </w:r>
           </w:p>
         </w:tc>
@@ -1364,7 +2336,13 @@
               <w:spacing w:after="40"/>
             </w:pPr>
             <w:r>
-              <w:t>P4, the cleaning series, since the messy data already exists</w:t>
+              <w:rPr>
+                <w:b/>
+              </w:rPr>
+              <w:t>P7</w:t>
+            </w:r>
+            <w:r>
+              <w:t>, because no competitor sells a BA portfolio project and the material is ready</w:t>
             </w:r>
           </w:p>
         </w:tc>
@@ -1395,7 +2373,7 @@
               <w:spacing w:after="40"/>
             </w:pPr>
             <w:r>
-              <w:t>Decide the Package price, and the support boundary</w:t>
+              <w:t>Set the volumes and project prices, and the support boundary</w:t>
             </w:r>
           </w:p>
         </w:tc>
